--- a/Tap_II_Google_Docs_Google_Sheets.docx
+++ b/Tap_II_Google_Docs_Google_Sheets.docx
@@ -1683,66 +1683,60 @@
         <w:t xml:space="preserve">  4. Muốn gửi ban hành/trình ký: Chọn 'Tài liệu PDF (.pdf)'.</w:t>
       </w:r>
     </w:p>
-    <w:tbl>
-      <w:tblPr>
-        <w:tblW w:type="auto" w:w="0"/>
+    <w:p>
+      <w:pPr>
+        <w:spacing w:before="120" w:after="40"/>
         <w:jc w:val="center"/>
-        <w:tblLayout w:type="fixed"/>
-        <w:tblLook w:firstColumn="1" w:firstRow="1" w:lastColumn="0" w:lastRow="0" w:noHBand="0" w:noVBand="1" w:val="04A0"/>
-      </w:tblPr>
-      <w:tblGrid>
-        <w:gridCol w:w="9071"/>
-      </w:tblGrid>
-      <w:tr>
-        <w:tc>
-          <w:tcPr>
-            <w:tcW w:type="dxa" w:w="9071"/>
-            <w:shd w:fill="F8FAFC"/>
-            <w:tcMar>
-              <w:top w:w="120" w:type="dxa"/>
-              <w:bottom w:w="120" w:type="dxa"/>
-              <w:left w:w="140" w:type="dxa"/>
-              <w:right w:w="140" w:type="dxa"/>
-            </w:tcMar>
-            <w:tcBorders>
-              <w:top w:val="dashed" w:sz="6" w:space="0" w:color="94A3B8"/>
-              <w:left w:val="dashed" w:sz="6" w:space="0" w:color="94A3B8"/>
-              <w:bottom w:val="dashed" w:sz="6" w:space="0" w:color="94A3B8"/>
-              <w:right w:val="dashed" w:sz="6" w:space="0" w:color="94A3B8"/>
-            </w:tcBorders>
-          </w:tcPr>
-          <w:p>
-            <w:pPr>
-              <w:spacing w:before="40" w:after="40"/>
-              <w:jc w:val="center"/>
-            </w:pPr>
-            <w:r>
-              <w:rPr>
-                <w:rFonts w:ascii="Times New Roman" w:hAnsi="Times New Roman"/>
-                <w:b/>
-                <w:color w:val="475569"/>
-                <w:sz w:val="22"/>
-              </w:rPr>
-              <w:t>📷 [VỊ TRÍ ẢNH CHỤP MÀN HÌNH MINH HỌA]</w:t>
-              <w:br/>
-            </w:r>
-            <w:r>
-              <w:rPr>
-                <w:rFonts w:ascii="Times New Roman" w:hAnsi="Times New Roman"/>
-                <w:i/>
-                <w:color w:val="64748B"/>
-                <w:sz w:val="22"/>
-              </w:rPr>
-              <w:t>Mô tả chi tiết: Giao diện Google Docs: Ô đổi tên tài liệu góc trên bên trái, biểu tượng đám mây Đã lưu vào Drive và menu Tệp &gt; Tải xuống &gt; Microsoft Word / PDF.</w:t>
-            </w:r>
-          </w:p>
-        </w:tc>
-      </w:tr>
-    </w:tbl>
+      </w:pPr>
+      <w:r>
+        <w:drawing>
+          <wp:inline xmlns:a="http://schemas.openxmlformats.org/drawingml/2006/main" xmlns:pic="http://schemas.openxmlformats.org/drawingml/2006/picture">
+            <wp:extent cx="5220000" cy="2738965"/>
+            <wp:docPr id="1" name="Picture 1"/>
+            <wp:cNvGraphicFramePr>
+              <a:graphicFrameLocks noChangeAspect="1"/>
+            </wp:cNvGraphicFramePr>
+            <a:graphic>
+              <a:graphicData uri="http://schemas.openxmlformats.org/drawingml/2006/picture">
+                <pic:pic>
+                  <pic:nvPicPr>
+                    <pic:cNvPr id="0" name="vol2_img1_docs_autosave.png"/>
+                    <pic:cNvPicPr/>
+                  </pic:nvPicPr>
+                  <pic:blipFill>
+                    <a:blip r:embed="rId10"/>
+                    <a:stretch>
+                      <a:fillRect/>
+                    </a:stretch>
+                  </pic:blipFill>
+                  <pic:spPr>
+                    <a:xfrm>
+                      <a:off x="0" y="0"/>
+                      <a:ext cx="5220000" cy="2738965"/>
+                    </a:xfrm>
+                    <a:prstGeom prst="rect"/>
+                  </pic:spPr>
+                </pic:pic>
+              </a:graphicData>
+            </a:graphic>
+          </wp:inline>
+        </w:drawing>
+      </w:r>
+    </w:p>
     <w:p>
       <w:pPr>
-        <w:spacing w:before="0" w:after="40"/>
-      </w:pPr>
+        <w:spacing w:before="0" w:after="120"/>
+        <w:jc w:val="center"/>
+      </w:pPr>
+      <w:r>
+        <w:rPr>
+          <w:rFonts w:ascii="Times New Roman" w:hAnsi="Times New Roman"/>
+          <w:i/>
+          <w:color w:val="64748B"/>
+          <w:sz w:val="22"/>
+        </w:rPr>
+        <w:t>Hình minh họa: Giao diện Google Docs: Ô đổi tên tài liệu góc trên bên trái, biểu tượng đám mây Đã lưu vào Drive và menu Tệp &gt; Tải xuống Word/PDF.</w:t>
+      </w:r>
     </w:p>
     <w:p>
       <w:pPr>
@@ -3142,66 +3136,60 @@
         <w:t>Toàn bộ đường viền đen biến mất hoàn toàn, phần đầu văn bản đẹp hoàn mỹ!</w:t>
       </w:r>
     </w:p>
-    <w:tbl>
-      <w:tblPr>
-        <w:tblW w:type="auto" w:w="0"/>
+    <w:p>
+      <w:pPr>
+        <w:spacing w:before="120" w:after="40"/>
         <w:jc w:val="center"/>
-        <w:tblLayout w:type="fixed"/>
-        <w:tblLook w:firstColumn="1" w:firstRow="1" w:lastColumn="0" w:lastRow="0" w:noHBand="0" w:noVBand="1" w:val="04A0"/>
-      </w:tblPr>
-      <w:tblGrid>
-        <w:gridCol w:w="9071"/>
-      </w:tblGrid>
-      <w:tr>
-        <w:tc>
-          <w:tcPr>
-            <w:tcW w:type="dxa" w:w="9071"/>
-            <w:shd w:fill="F8FAFC"/>
-            <w:tcMar>
-              <w:top w:w="120" w:type="dxa"/>
-              <w:bottom w:w="120" w:type="dxa"/>
-              <w:left w:w="140" w:type="dxa"/>
-              <w:right w:w="140" w:type="dxa"/>
-            </w:tcMar>
-            <w:tcBorders>
-              <w:top w:val="dashed" w:sz="6" w:space="0" w:color="94A3B8"/>
-              <w:left w:val="dashed" w:sz="6" w:space="0" w:color="94A3B8"/>
-              <w:bottom w:val="dashed" w:sz="6" w:space="0" w:color="94A3B8"/>
-              <w:right w:val="dashed" w:sz="6" w:space="0" w:color="94A3B8"/>
-            </w:tcBorders>
-          </w:tcPr>
-          <w:p>
-            <w:pPr>
-              <w:spacing w:before="40" w:after="40"/>
-              <w:jc w:val="center"/>
-            </w:pPr>
-            <w:r>
-              <w:rPr>
-                <w:rFonts w:ascii="Times New Roman" w:hAnsi="Times New Roman"/>
-                <w:b/>
-                <w:color w:val="475569"/>
-                <w:sz w:val="22"/>
-              </w:rPr>
-              <w:t>📷 [VỊ TRÍ ẢNH CHỤP MÀN HÌNH MINH HỌA]</w:t>
-              <w:br/>
-            </w:r>
-            <w:r>
-              <w:rPr>
-                <w:rFonts w:ascii="Times New Roman" w:hAnsi="Times New Roman"/>
-                <w:i/>
-                <w:color w:val="64748B"/>
-                <w:sz w:val="22"/>
-              </w:rPr>
-              <w:t>Mô tả chi tiết: Cửa sổ Thiết lập trang (Page setup) trên Google Docs: Khổ giấy A4, lề Trái 3cm, Trên/Dưới/Phải 2cm và bảng thuộc tính Table properties ẩn viền 0pt.</w:t>
-            </w:r>
-          </w:p>
-        </w:tc>
-      </w:tr>
-    </w:tbl>
+      </w:pPr>
+      <w:r>
+        <w:drawing>
+          <wp:inline xmlns:a="http://schemas.openxmlformats.org/drawingml/2006/main" xmlns:pic="http://schemas.openxmlformats.org/drawingml/2006/picture">
+            <wp:extent cx="5220000" cy="3805548"/>
+            <wp:docPr id="2" name="Picture 2"/>
+            <wp:cNvGraphicFramePr>
+              <a:graphicFrameLocks noChangeAspect="1"/>
+            </wp:cNvGraphicFramePr>
+            <a:graphic>
+              <a:graphicData uri="http://schemas.openxmlformats.org/drawingml/2006/picture">
+                <pic:pic>
+                  <pic:nvPicPr>
+                    <pic:cNvPr id="0" name="vol2_img2_docs_page_setup.png"/>
+                    <pic:cNvPicPr/>
+                  </pic:nvPicPr>
+                  <pic:blipFill>
+                    <a:blip r:embed="rId11"/>
+                    <a:stretch>
+                      <a:fillRect/>
+                    </a:stretch>
+                  </pic:blipFill>
+                  <pic:spPr>
+                    <a:xfrm>
+                      <a:off x="0" y="0"/>
+                      <a:ext cx="5220000" cy="3805548"/>
+                    </a:xfrm>
+                    <a:prstGeom prst="rect"/>
+                  </pic:spPr>
+                </pic:pic>
+              </a:graphicData>
+            </a:graphic>
+          </wp:inline>
+        </w:drawing>
+      </w:r>
+    </w:p>
     <w:p>
       <w:pPr>
-        <w:spacing w:before="0" w:after="40"/>
-      </w:pPr>
+        <w:spacing w:before="0" w:after="120"/>
+        <w:jc w:val="center"/>
+      </w:pPr>
+      <w:r>
+        <w:rPr>
+          <w:rFonts w:ascii="Times New Roman" w:hAnsi="Times New Roman"/>
+          <w:i/>
+          <w:color w:val="64748B"/>
+          <w:sz w:val="22"/>
+        </w:rPr>
+        <w:t>Hình minh họa: Cửa sổ Thiết lập trang (Page setup) trên Google Docs: Khổ giấy A4, lề Trái 3cm, Trên/Dưới/Phải 2cm chuẩn Nghị định 30.</w:t>
+      </w:r>
     </w:p>
     <w:p>
       <w:pPr>
@@ -4336,66 +4324,60 @@
         <w:t>Người chủ trì văn bản khi mở bài ra chỉ cần bấm nút Dấu tích xanh (Chấp nhận đề xuất) hoặc Dấu X (Từ chối đề xuất) là xong!</w:t>
       </w:r>
     </w:p>
-    <w:tbl>
-      <w:tblPr>
-        <w:tblW w:type="auto" w:w="0"/>
+    <w:p>
+      <w:pPr>
+        <w:spacing w:before="120" w:after="40"/>
         <w:jc w:val="center"/>
-        <w:tblLayout w:type="fixed"/>
-        <w:tblLook w:firstColumn="1" w:firstRow="1" w:lastColumn="0" w:lastRow="0" w:noHBand="0" w:noVBand="1" w:val="04A0"/>
-      </w:tblPr>
-      <w:tblGrid>
-        <w:gridCol w:w="9071"/>
-      </w:tblGrid>
-      <w:tr>
-        <w:tc>
-          <w:tcPr>
-            <w:tcW w:type="dxa" w:w="9071"/>
-            <w:shd w:fill="F8FAFC"/>
-            <w:tcMar>
-              <w:top w:w="120" w:type="dxa"/>
-              <w:bottom w:w="120" w:type="dxa"/>
-              <w:left w:w="140" w:type="dxa"/>
-              <w:right w:w="140" w:type="dxa"/>
-            </w:tcMar>
-            <w:tcBorders>
-              <w:top w:val="dashed" w:sz="6" w:space="0" w:color="94A3B8"/>
-              <w:left w:val="dashed" w:sz="6" w:space="0" w:color="94A3B8"/>
-              <w:bottom w:val="dashed" w:sz="6" w:space="0" w:color="94A3B8"/>
-              <w:right w:val="dashed" w:sz="6" w:space="0" w:color="94A3B8"/>
-            </w:tcBorders>
-          </w:tcPr>
-          <w:p>
-            <w:pPr>
-              <w:spacing w:before="40" w:after="40"/>
-              <w:jc w:val="center"/>
-            </w:pPr>
-            <w:r>
-              <w:rPr>
-                <w:rFonts w:ascii="Times New Roman" w:hAnsi="Times New Roman"/>
-                <w:b/>
-                <w:color w:val="475569"/>
-                <w:sz w:val="22"/>
-              </w:rPr>
-              <w:t>📷 [VỊ TRÍ ẢNH CHỤP MÀN HÌNH MINH HỌA]</w:t>
-              <w:br/>
-            </w:r>
-            <w:r>
-              <w:rPr>
-                <w:rFonts w:ascii="Times New Roman" w:hAnsi="Times New Roman"/>
-                <w:i/>
-                <w:color w:val="64748B"/>
-                <w:sz w:val="22"/>
-              </w:rPr>
-              <w:t>Mô tả chi tiết: Cửa sổ Chia sẻ phân quyền (Người xem, Nhận xét, Chỉnh sửa) và thanh công cụ chuyển đổi giữa chế độ Chỉnh sửa (Editing) và Đề xuất (Suggesting).</w:t>
-            </w:r>
-          </w:p>
-        </w:tc>
-      </w:tr>
-    </w:tbl>
+      </w:pPr>
+      <w:r>
+        <w:drawing>
+          <wp:inline xmlns:a="http://schemas.openxmlformats.org/drawingml/2006/main" xmlns:pic="http://schemas.openxmlformats.org/drawingml/2006/picture">
+            <wp:extent cx="5220000" cy="2355692"/>
+            <wp:docPr id="3" name="Picture 3"/>
+            <wp:cNvGraphicFramePr>
+              <a:graphicFrameLocks noChangeAspect="1"/>
+            </wp:cNvGraphicFramePr>
+            <a:graphic>
+              <a:graphicData uri="http://schemas.openxmlformats.org/drawingml/2006/picture">
+                <pic:pic>
+                  <pic:nvPicPr>
+                    <pic:cNvPr id="0" name="vol2_img3_docs_share_suggesting.png"/>
+                    <pic:cNvPicPr/>
+                  </pic:nvPicPr>
+                  <pic:blipFill>
+                    <a:blip r:embed="rId12"/>
+                    <a:stretch>
+                      <a:fillRect/>
+                    </a:stretch>
+                  </pic:blipFill>
+                  <pic:spPr>
+                    <a:xfrm>
+                      <a:off x="0" y="0"/>
+                      <a:ext cx="5220000" cy="2355692"/>
+                    </a:xfrm>
+                    <a:prstGeom prst="rect"/>
+                  </pic:spPr>
+                </pic:pic>
+              </a:graphicData>
+            </a:graphic>
+          </wp:inline>
+        </w:drawing>
+      </w:r>
+    </w:p>
     <w:p>
       <w:pPr>
-        <w:spacing w:before="0" w:after="40"/>
-      </w:pPr>
+        <w:spacing w:before="0" w:after="120"/>
+        <w:jc w:val="center"/>
+      </w:pPr>
+      <w:r>
+        <w:rPr>
+          <w:rFonts w:ascii="Times New Roman" w:hAnsi="Times New Roman"/>
+          <w:i/>
+          <w:color w:val="64748B"/>
+          <w:sz w:val="22"/>
+        </w:rPr>
+        <w:t>Hình minh họa: Cửa sổ Chia sẻ phân quyền (Người xem, Nhận xét, Chỉnh sửa) và Chế độ Đề xuất chỉnh sửa (Suggesting) kèm vết duyệt bài.</w:t>
+      </w:r>
     </w:p>
     <w:p>
       <w:pPr>
@@ -5528,66 +5510,60 @@
         <w:t>4. Bấm 'Khôi phục' để xác nhận. Ngay lập tức, văn bản sẽ quay ngược thời gian trở về trạng thái hoàn hảo như cũ!</w:t>
       </w:r>
     </w:p>
-    <w:tbl>
-      <w:tblPr>
-        <w:tblW w:type="auto" w:w="0"/>
+    <w:p>
+      <w:pPr>
+        <w:spacing w:before="120" w:after="40"/>
         <w:jc w:val="center"/>
-        <w:tblLayout w:type="fixed"/>
-        <w:tblLook w:firstColumn="1" w:firstRow="1" w:lastColumn="0" w:lastRow="0" w:noHBand="0" w:noVBand="1" w:val="04A0"/>
-      </w:tblPr>
-      <w:tblGrid>
-        <w:gridCol w:w="9071"/>
-      </w:tblGrid>
-      <w:tr>
-        <w:tc>
-          <w:tcPr>
-            <w:tcW w:type="dxa" w:w="9071"/>
-            <w:shd w:fill="F8FAFC"/>
-            <w:tcMar>
-              <w:top w:w="120" w:type="dxa"/>
-              <w:bottom w:w="120" w:type="dxa"/>
-              <w:left w:w="140" w:type="dxa"/>
-              <w:right w:w="140" w:type="dxa"/>
-            </w:tcMar>
-            <w:tcBorders>
-              <w:top w:val="dashed" w:sz="6" w:space="0" w:color="94A3B8"/>
-              <w:left w:val="dashed" w:sz="6" w:space="0" w:color="94A3B8"/>
-              <w:bottom w:val="dashed" w:sz="6" w:space="0" w:color="94A3B8"/>
-              <w:right w:val="dashed" w:sz="6" w:space="0" w:color="94A3B8"/>
-            </w:tcBorders>
-          </w:tcPr>
-          <w:p>
-            <w:pPr>
-              <w:spacing w:before="40" w:after="40"/>
-              <w:jc w:val="center"/>
-            </w:pPr>
-            <w:r>
-              <w:rPr>
-                <w:rFonts w:ascii="Times New Roman" w:hAnsi="Times New Roman"/>
-                <w:b/>
-                <w:color w:val="475569"/>
-                <w:sz w:val="22"/>
-              </w:rPr>
-              <w:t>📷 [VỊ TRÍ ẢNH CHỤP MÀN HÌNH MINH HỌA]</w:t>
-              <w:br/>
-            </w:r>
-            <w:r>
-              <w:rPr>
-                <w:rFonts w:ascii="Times New Roman" w:hAnsi="Times New Roman"/>
-                <w:i/>
-                <w:color w:val="64748B"/>
-                <w:sz w:val="22"/>
-              </w:rPr>
-              <w:t>Mô tả chi tiết: Cửa sổ Lịch sử phiên bản (Version history): Cột mốc thời gian bên phải, mã màu của từng người và nút lớn Khôi phục phiên bản này.</w:t>
-            </w:r>
-          </w:p>
-        </w:tc>
-      </w:tr>
-    </w:tbl>
+      </w:pPr>
+      <w:r>
+        <w:drawing>
+          <wp:inline xmlns:a="http://schemas.openxmlformats.org/drawingml/2006/main" xmlns:pic="http://schemas.openxmlformats.org/drawingml/2006/picture">
+            <wp:extent cx="5220000" cy="2673659"/>
+            <wp:docPr id="4" name="Picture 4"/>
+            <wp:cNvGraphicFramePr>
+              <a:graphicFrameLocks noChangeAspect="1"/>
+            </wp:cNvGraphicFramePr>
+            <a:graphic>
+              <a:graphicData uri="http://schemas.openxmlformats.org/drawingml/2006/picture">
+                <pic:pic>
+                  <pic:nvPicPr>
+                    <pic:cNvPr id="0" name="vol2_img4_docs_version_history.png"/>
+                    <pic:cNvPicPr/>
+                  </pic:nvPicPr>
+                  <pic:blipFill>
+                    <a:blip r:embed="rId13"/>
+                    <a:stretch>
+                      <a:fillRect/>
+                    </a:stretch>
+                  </pic:blipFill>
+                  <pic:spPr>
+                    <a:xfrm>
+                      <a:off x="0" y="0"/>
+                      <a:ext cx="5220000" cy="2673659"/>
+                    </a:xfrm>
+                    <a:prstGeom prst="rect"/>
+                  </pic:spPr>
+                </pic:pic>
+              </a:graphicData>
+            </a:graphic>
+          </wp:inline>
+        </w:drawing>
+      </w:r>
+    </w:p>
     <w:p>
       <w:pPr>
-        <w:spacing w:before="0" w:after="40"/>
-      </w:pPr>
+        <w:spacing w:before="0" w:after="120"/>
+        <w:jc w:val="center"/>
+      </w:pPr>
+      <w:r>
+        <w:rPr>
+          <w:rFonts w:ascii="Times New Roman" w:hAnsi="Times New Roman"/>
+          <w:i/>
+          <w:color w:val="64748B"/>
+          <w:sz w:val="22"/>
+        </w:rPr>
+        <w:t>Hình minh họa: Cửa sổ Lịch sử phiên bản (Version history): Truy vết người sửa theo mã màu và nút Khôi phục phiên bản này.</w:t>
+      </w:r>
     </w:p>
     <w:p>
       <w:pPr>
@@ -7618,66 +7594,60 @@
         <w:t xml:space="preserve">  3. Tệp Excel sẽ được mở trực tiếp trên Google Sheets. Bạn có thể tiếp tục tính toán và chia sẻ cho cả phòng cùng làm việc chung.</w:t>
       </w:r>
     </w:p>
-    <w:tbl>
-      <w:tblPr>
-        <w:tblW w:type="auto" w:w="0"/>
+    <w:p>
+      <w:pPr>
+        <w:spacing w:before="120" w:after="40"/>
         <w:jc w:val="center"/>
-        <w:tblLayout w:type="fixed"/>
-        <w:tblLook w:firstColumn="1" w:firstRow="1" w:lastColumn="0" w:lastRow="0" w:noHBand="0" w:noVBand="1" w:val="04A0"/>
-      </w:tblPr>
-      <w:tblGrid>
-        <w:gridCol w:w="9071"/>
-      </w:tblGrid>
-      <w:tr>
-        <w:tc>
-          <w:tcPr>
-            <w:tcW w:type="dxa" w:w="9071"/>
-            <w:shd w:fill="F8FAFC"/>
-            <w:tcMar>
-              <w:top w:w="120" w:type="dxa"/>
-              <w:bottom w:w="120" w:type="dxa"/>
-              <w:left w:w="140" w:type="dxa"/>
-              <w:right w:w="140" w:type="dxa"/>
-            </w:tcMar>
-            <w:tcBorders>
-              <w:top w:val="dashed" w:sz="6" w:space="0" w:color="94A3B8"/>
-              <w:left w:val="dashed" w:sz="6" w:space="0" w:color="94A3B8"/>
-              <w:bottom w:val="dashed" w:sz="6" w:space="0" w:color="94A3B8"/>
-              <w:right w:val="dashed" w:sz="6" w:space="0" w:color="94A3B8"/>
-            </w:tcBorders>
-          </w:tcPr>
-          <w:p>
-            <w:pPr>
-              <w:spacing w:before="40" w:after="40"/>
-              <w:jc w:val="center"/>
-            </w:pPr>
-            <w:r>
-              <w:rPr>
-                <w:rFonts w:ascii="Times New Roman" w:hAnsi="Times New Roman"/>
-                <w:b/>
-                <w:color w:val="475569"/>
-                <w:sz w:val="22"/>
-              </w:rPr>
-              <w:t>📷 [VỊ TRÍ ẢNH CHỤP MÀN HÌNH MINH HỌA]</w:t>
-              <w:br/>
-            </w:r>
-            <w:r>
-              <w:rPr>
-                <w:rFonts w:ascii="Times New Roman" w:hAnsi="Times New Roman"/>
-                <w:i/>
-                <w:color w:val="64748B"/>
-                <w:sz w:val="22"/>
-              </w:rPr>
-              <w:t>Mô tả chi tiết: Giao diện Google Sheets: Menu Cài đặt vùng Việt Nam (Settings Locale Vietnam) và thanh công cụ kẻ viền All borders, gộp ô Merge.</w:t>
-            </w:r>
-          </w:p>
-        </w:tc>
-      </w:tr>
-    </w:tbl>
+      </w:pPr>
+      <w:r>
+        <w:drawing>
+          <wp:inline xmlns:a="http://schemas.openxmlformats.org/drawingml/2006/main" xmlns:pic="http://schemas.openxmlformats.org/drawingml/2006/picture">
+            <wp:extent cx="5220000" cy="2717077"/>
+            <wp:docPr id="5" name="Picture 5"/>
+            <wp:cNvGraphicFramePr>
+              <a:graphicFrameLocks noChangeAspect="1"/>
+            </wp:cNvGraphicFramePr>
+            <a:graphic>
+              <a:graphicData uri="http://schemas.openxmlformats.org/drawingml/2006/picture">
+                <pic:pic>
+                  <pic:nvPicPr>
+                    <pic:cNvPr id="0" name="vol2_img5_sheets_settings_borders.png"/>
+                    <pic:cNvPicPr/>
+                  </pic:nvPicPr>
+                  <pic:blipFill>
+                    <a:blip r:embed="rId14"/>
+                    <a:stretch>
+                      <a:fillRect/>
+                    </a:stretch>
+                  </pic:blipFill>
+                  <pic:spPr>
+                    <a:xfrm>
+                      <a:off x="0" y="0"/>
+                      <a:ext cx="5220000" cy="2717077"/>
+                    </a:xfrm>
+                    <a:prstGeom prst="rect"/>
+                  </pic:spPr>
+                </pic:pic>
+              </a:graphicData>
+            </a:graphic>
+          </wp:inline>
+        </w:drawing>
+      </w:r>
+    </w:p>
     <w:p>
       <w:pPr>
-        <w:spacing w:before="0" w:after="40"/>
-      </w:pPr>
+        <w:spacing w:before="0" w:after="120"/>
+        <w:jc w:val="center"/>
+      </w:pPr>
+      <w:r>
+        <w:rPr>
+          <w:rFonts w:ascii="Times New Roman" w:hAnsi="Times New Roman"/>
+          <w:i/>
+          <w:color w:val="64748B"/>
+          <w:sz w:val="22"/>
+        </w:rPr>
+        <w:t>Hình minh họa: Giao diện Google Sheets: Menu Cài đặt vùng Việt Nam (Settings Locale Vietnam) và thanh công cụ kẻ viền All borders, gộp ô Merge.</w:t>
+      </w:r>
     </w:p>
     <w:p>
       <w:pPr>
@@ -8877,66 +8847,60 @@
         <w:t>Kéo công thức xuống: Rê chuột vào góc dưới bên phải ô F4 sao cho con trỏ biến thành dấu cộng đen nhỏ (+) &gt; Nhấn giữ chuột kéo xuống dưới (hoặc nhấp đúp chuột trái vào dấu cộng đen).</w:t>
       </w:r>
     </w:p>
-    <w:tbl>
-      <w:tblPr>
-        <w:tblW w:type="auto" w:w="0"/>
+    <w:p>
+      <w:pPr>
+        <w:spacing w:before="120" w:after="40"/>
         <w:jc w:val="center"/>
-        <w:tblLayout w:type="fixed"/>
-        <w:tblLook w:firstColumn="1" w:firstRow="1" w:lastColumn="0" w:lastRow="0" w:noHBand="0" w:noVBand="1" w:val="04A0"/>
-      </w:tblPr>
-      <w:tblGrid>
-        <w:gridCol w:w="9071"/>
-      </w:tblGrid>
-      <w:tr>
-        <w:tc>
-          <w:tcPr>
-            <w:tcW w:type="dxa" w:w="9071"/>
-            <w:shd w:fill="F8FAFC"/>
-            <w:tcMar>
-              <w:top w:w="120" w:type="dxa"/>
-              <w:bottom w:w="120" w:type="dxa"/>
-              <w:left w:w="140" w:type="dxa"/>
-              <w:right w:w="140" w:type="dxa"/>
-            </w:tcMar>
-            <w:tcBorders>
-              <w:top w:val="dashed" w:sz="6" w:space="0" w:color="94A3B8"/>
-              <w:left w:val="dashed" w:sz="6" w:space="0" w:color="94A3B8"/>
-              <w:bottom w:val="dashed" w:sz="6" w:space="0" w:color="94A3B8"/>
-              <w:right w:val="dashed" w:sz="6" w:space="0" w:color="94A3B8"/>
-            </w:tcBorders>
-          </w:tcPr>
-          <w:p>
-            <w:pPr>
-              <w:spacing w:before="40" w:after="40"/>
-              <w:jc w:val="center"/>
-            </w:pPr>
-            <w:r>
-              <w:rPr>
-                <w:rFonts w:ascii="Times New Roman" w:hAnsi="Times New Roman"/>
-                <w:b/>
-                <w:color w:val="475569"/>
-                <w:sz w:val="22"/>
-              </w:rPr>
-              <w:t>📷 [VỊ TRÍ ẢNH CHỤP MÀN HÌNH MINH HỌA]</w:t>
-              <w:br/>
-            </w:r>
-            <w:r>
-              <w:rPr>
-                <w:rFonts w:ascii="Times New Roman" w:hAnsi="Times New Roman"/>
-                <w:i/>
-                <w:color w:val="64748B"/>
-                <w:sz w:val="22"/>
-              </w:rPr>
-              <w:t>Mô tả chi tiết: Tính năng Smart Suggestions trên Google Sheets tự động gợi ý =SUM(...) và ô thông báo tự động điền toàn bộ cột (Auto-fill).</w:t>
-            </w:r>
-          </w:p>
-        </w:tc>
-      </w:tr>
-    </w:tbl>
+      </w:pPr>
+      <w:r>
+        <w:drawing>
+          <wp:inline xmlns:a="http://schemas.openxmlformats.org/drawingml/2006/main" xmlns:pic="http://schemas.openxmlformats.org/drawingml/2006/picture">
+            <wp:extent cx="5220000" cy="1923158"/>
+            <wp:docPr id="6" name="Picture 6"/>
+            <wp:cNvGraphicFramePr>
+              <a:graphicFrameLocks noChangeAspect="1"/>
+            </wp:cNvGraphicFramePr>
+            <a:graphic>
+              <a:graphicData uri="http://schemas.openxmlformats.org/drawingml/2006/picture">
+                <pic:pic>
+                  <pic:nvPicPr>
+                    <pic:cNvPr id="0" name="vol2_img6_sheets_smart_suggestions.png"/>
+                    <pic:cNvPicPr/>
+                  </pic:nvPicPr>
+                  <pic:blipFill>
+                    <a:blip r:embed="rId15"/>
+                    <a:stretch>
+                      <a:fillRect/>
+                    </a:stretch>
+                  </pic:blipFill>
+                  <pic:spPr>
+                    <a:xfrm>
+                      <a:off x="0" y="0"/>
+                      <a:ext cx="5220000" cy="1923158"/>
+                    </a:xfrm>
+                    <a:prstGeom prst="rect"/>
+                  </pic:spPr>
+                </pic:pic>
+              </a:graphicData>
+            </a:graphic>
+          </wp:inline>
+        </w:drawing>
+      </w:r>
+    </w:p>
     <w:p>
       <w:pPr>
-        <w:spacing w:before="0" w:after="40"/>
-      </w:pPr>
+        <w:spacing w:before="0" w:after="120"/>
+        <w:jc w:val="center"/>
+      </w:pPr>
+      <w:r>
+        <w:rPr>
+          <w:rFonts w:ascii="Times New Roman" w:hAnsi="Times New Roman"/>
+          <w:i/>
+          <w:color w:val="64748B"/>
+          <w:sz w:val="22"/>
+        </w:rPr>
+        <w:t>Hình minh họa: Tính năng Smart Suggestions trên Google Sheets tự động gợi ý công thức =SUM(...) khi gõ dấu =.</w:t>
+      </w:r>
     </w:p>
     <w:p>
       <w:pPr>
@@ -10122,66 +10086,60 @@
         <w:t>5. Bấm nút 'Đã xong' (Done). Bây giờ, đồng nghiệp có thể thoải mái nhập tên và số lượng ở cột ngoài, nhưng khi họ chạm vào ô công thức thì hệ thống sẽ khóa lại, không cho phép xóa!</w:t>
       </w:r>
     </w:p>
-    <w:tbl>
-      <w:tblPr>
-        <w:tblW w:type="auto" w:w="0"/>
+    <w:p>
+      <w:pPr>
+        <w:spacing w:before="120" w:after="40"/>
         <w:jc w:val="center"/>
-        <w:tblLayout w:type="fixed"/>
-        <w:tblLook w:firstColumn="1" w:firstRow="1" w:lastColumn="0" w:lastRow="0" w:noHBand="0" w:noVBand="1" w:val="04A0"/>
-      </w:tblPr>
-      <w:tblGrid>
-        <w:gridCol w:w="9071"/>
-      </w:tblGrid>
-      <w:tr>
-        <w:tc>
-          <w:tcPr>
-            <w:tcW w:type="dxa" w:w="9071"/>
-            <w:shd w:fill="F8FAFC"/>
-            <w:tcMar>
-              <w:top w:w="120" w:type="dxa"/>
-              <w:bottom w:w="120" w:type="dxa"/>
-              <w:left w:w="140" w:type="dxa"/>
-              <w:right w:w="140" w:type="dxa"/>
-            </w:tcMar>
-            <w:tcBorders>
-              <w:top w:val="dashed" w:sz="6" w:space="0" w:color="94A3B8"/>
-              <w:left w:val="dashed" w:sz="6" w:space="0" w:color="94A3B8"/>
-              <w:bottom w:val="dashed" w:sz="6" w:space="0" w:color="94A3B8"/>
-              <w:right w:val="dashed" w:sz="6" w:space="0" w:color="94A3B8"/>
-            </w:tcBorders>
-          </w:tcPr>
-          <w:p>
-            <w:pPr>
-              <w:spacing w:before="40" w:after="40"/>
-              <w:jc w:val="center"/>
-            </w:pPr>
-            <w:r>
-              <w:rPr>
-                <w:rFonts w:ascii="Times New Roman" w:hAnsi="Times New Roman"/>
-                <w:b/>
-                <w:color w:val="475569"/>
-                <w:sz w:val="22"/>
-              </w:rPr>
-              <w:t>📷 [VỊ TRÍ ẢNH CHỤP MÀN HÌNH MINH HỌA]</w:t>
-              <w:br/>
-            </w:r>
-            <w:r>
-              <w:rPr>
-                <w:rFonts w:ascii="Times New Roman" w:hAnsi="Times New Roman"/>
-                <w:i/>
-                <w:color w:val="64748B"/>
-                <w:sz w:val="22"/>
-              </w:rPr>
-              <w:t>Mô tả chi tiết: Giao diện viền đen sẫm của Chế độ xem bộ lọc (Filter view) và thanh bên phải Khóa bảo vệ dải ô (Protect sheets and ranges).</w:t>
-            </w:r>
-          </w:p>
-        </w:tc>
-      </w:tr>
-    </w:tbl>
+      </w:pPr>
+      <w:r>
+        <w:drawing>
+          <wp:inline xmlns:a="http://schemas.openxmlformats.org/drawingml/2006/main" xmlns:pic="http://schemas.openxmlformats.org/drawingml/2006/picture">
+            <wp:extent cx="5220000" cy="1354714"/>
+            <wp:docPr id="7" name="Picture 7"/>
+            <wp:cNvGraphicFramePr>
+              <a:graphicFrameLocks noChangeAspect="1"/>
+            </wp:cNvGraphicFramePr>
+            <a:graphic>
+              <a:graphicData uri="http://schemas.openxmlformats.org/drawingml/2006/picture">
+                <pic:pic>
+                  <pic:nvPicPr>
+                    <pic:cNvPr id="0" name="vol2_img7_sheets_filter_view_protect.png"/>
+                    <pic:cNvPicPr/>
+                  </pic:nvPicPr>
+                  <pic:blipFill>
+                    <a:blip r:embed="rId16"/>
+                    <a:stretch>
+                      <a:fillRect/>
+                    </a:stretch>
+                  </pic:blipFill>
+                  <pic:spPr>
+                    <a:xfrm>
+                      <a:off x="0" y="0"/>
+                      <a:ext cx="5220000" cy="1354714"/>
+                    </a:xfrm>
+                    <a:prstGeom prst="rect"/>
+                  </pic:spPr>
+                </pic:pic>
+              </a:graphicData>
+            </a:graphic>
+          </wp:inline>
+        </w:drawing>
+      </w:r>
+    </w:p>
     <w:p>
       <w:pPr>
-        <w:spacing w:before="0" w:after="40"/>
-      </w:pPr>
+        <w:spacing w:before="0" w:after="120"/>
+        <w:jc w:val="center"/>
+      </w:pPr>
+      <w:r>
+        <w:rPr>
+          <w:rFonts w:ascii="Times New Roman" w:hAnsi="Times New Roman"/>
+          <w:i/>
+          <w:color w:val="64748B"/>
+          <w:sz w:val="22"/>
+        </w:rPr>
+        <w:t>Hình minh họa: Giao diện viền đen sẫm của Chế độ xem bộ lọc (Filter view) và thanh Khóa bảo vệ dải ô (Protect ranges).</w:t>
+      </w:r>
     </w:p>
     <w:p>
       <w:pPr>
